--- a/downloads/handouts/Unit 01/Handout 01.20 - Team Station Card Template.docx
+++ b/downloads/handouts/Unit 01/Handout 01.20 - Team Station Card Template.docx
@@ -550,48 +550,111 @@
       </w:r>
     </w:p>
     <w:p>
-      <w:r>
-        <w:br w:type="page"/>
-      </w:r>
-    </w:p>
-    <w:p>
-      <w:r>
-        <w:br w:type="page"/>
-      </w:r>
-    </w:p>
-    <w:p>
-      <w:r>
-        <w:br w:type="page"/>
-      </w:r>
-    </w:p>
-    <w:p>
-      <w:r>
-        <w:br w:type="page"/>
-      </w:r>
-    </w:p>
-    <w:p>
-      <w:r>
-        <w:br w:type="page"/>
-      </w:r>
-    </w:p>
-    <w:p>
-      <w:r>
-        <w:br w:type="page"/>
-      </w:r>
-    </w:p>
-    <w:p>
-      <w:r>
-        <w:br w:type="page"/>
-      </w:r>
-    </w:p>
-    <w:p>
-      <w:r>
-        <w:br w:type="page"/>
-      </w:r>
-    </w:p>
-    <w:p>
-      <w:r>
-        <w:br w:type="page"/>
+      <w:pPr>
+        <w:numPr>
+          <w:ilvl w:val="0"/>
+          <w:numId w:val="1001"/>
+        </w:numPr>
+        <w:pStyle w:val="Compact"/>
+      </w:pPr>
+      <w:r>
+        <w:t xml:space="preserve">________________________________</w:t>
+      </w:r>
+    </w:p>
+    <w:p>
+      <w:pPr>
+        <w:numPr>
+          <w:ilvl w:val="0"/>
+          <w:numId w:val="1001"/>
+        </w:numPr>
+        <w:pStyle w:val="Compact"/>
+      </w:pPr>
+      <w:r>
+        <w:t xml:space="preserve">________________________________</w:t>
+      </w:r>
+    </w:p>
+    <w:p>
+      <w:pPr>
+        <w:numPr>
+          <w:ilvl w:val="0"/>
+          <w:numId w:val="1001"/>
+        </w:numPr>
+        <w:pStyle w:val="Compact"/>
+      </w:pPr>
+      <w:r>
+        <w:t xml:space="preserve">________________________________</w:t>
+      </w:r>
+    </w:p>
+    <w:p>
+      <w:pPr>
+        <w:numPr>
+          <w:ilvl w:val="0"/>
+          <w:numId w:val="1001"/>
+        </w:numPr>
+        <w:pStyle w:val="Compact"/>
+      </w:pPr>
+      <w:r>
+        <w:t xml:space="preserve">________________________________</w:t>
+      </w:r>
+    </w:p>
+    <w:p>
+      <w:pPr>
+        <w:numPr>
+          <w:ilvl w:val="0"/>
+          <w:numId w:val="1001"/>
+        </w:numPr>
+        <w:pStyle w:val="Compact"/>
+      </w:pPr>
+      <w:r>
+        <w:t xml:space="preserve">________________________________</w:t>
+      </w:r>
+    </w:p>
+    <w:p>
+      <w:pPr>
+        <w:numPr>
+          <w:ilvl w:val="0"/>
+          <w:numId w:val="1001"/>
+        </w:numPr>
+        <w:pStyle w:val="Compact"/>
+      </w:pPr>
+      <w:r>
+        <w:t xml:space="preserve">________________________________</w:t>
+      </w:r>
+    </w:p>
+    <w:p>
+      <w:pPr>
+        <w:numPr>
+          <w:ilvl w:val="0"/>
+          <w:numId w:val="1001"/>
+        </w:numPr>
+        <w:pStyle w:val="Compact"/>
+      </w:pPr>
+      <w:r>
+        <w:t xml:space="preserve">________________________________</w:t>
+      </w:r>
+    </w:p>
+    <w:p>
+      <w:pPr>
+        <w:numPr>
+          <w:ilvl w:val="0"/>
+          <w:numId w:val="1001"/>
+        </w:numPr>
+        <w:pStyle w:val="Compact"/>
+      </w:pPr>
+      <w:r>
+        <w:t xml:space="preserve">________________________________</w:t>
+      </w:r>
+    </w:p>
+    <w:p>
+      <w:pPr>
+        <w:numPr>
+          <w:ilvl w:val="0"/>
+          <w:numId w:val="1001"/>
+        </w:numPr>
+        <w:pStyle w:val="Compact"/>
+      </w:pPr>
+      <w:r>
+        <w:t xml:space="preserve">________________________________</w:t>
       </w:r>
     </w:p>
     <w:p>
@@ -1227,18 +1290,39 @@
       <w:bookmarkEnd w:id="26"/>
     </w:p>
     <w:p>
-      <w:r>
-        <w:br w:type="page"/>
-      </w:r>
-    </w:p>
-    <w:p>
-      <w:r>
-        <w:br w:type="page"/>
-      </w:r>
-    </w:p>
-    <w:p>
-      <w:r>
-        <w:br w:type="page"/>
+      <w:pPr>
+        <w:numPr>
+          <w:ilvl w:val="0"/>
+          <w:numId w:val="1002"/>
+        </w:numPr>
+        <w:pStyle w:val="Compact"/>
+      </w:pPr>
+      <w:r>
+        <w:t xml:space="preserve">________________________________</w:t>
+      </w:r>
+    </w:p>
+    <w:p>
+      <w:pPr>
+        <w:numPr>
+          <w:ilvl w:val="0"/>
+          <w:numId w:val="1002"/>
+        </w:numPr>
+        <w:pStyle w:val="Compact"/>
+      </w:pPr>
+      <w:r>
+        <w:t xml:space="preserve">________________________________</w:t>
+      </w:r>
+    </w:p>
+    <w:p>
+      <w:pPr>
+        <w:numPr>
+          <w:ilvl w:val="0"/>
+          <w:numId w:val="1002"/>
+        </w:numPr>
+        <w:pStyle w:val="Compact"/>
+      </w:pPr>
+      <w:r>
+        <w:t xml:space="preserve">________________________________</w:t>
       </w:r>
     </w:p>
     <w:p>
@@ -1477,7 +1561,7 @@
     <w:sectPr>
       <w:headerReference w:type="default" r:id="rId9"/>
       <w:pgSz w:w="12240" w:h="15840"/>
-      <w:pgMar w:top="1440" w:bottom="1440" w:left="1440" w:right="1440" w:header="504"/>
+      <w:pgMar w:top="1296" w:bottom="1296" w:left="1296" w:right="1296" w:header="504"/>
     </w:sectPr>
   </w:body>
 </w:document>

--- a/downloads/handouts/Unit 01/Handout 01.20 - Team Station Card Template.docx
+++ b/downloads/handouts/Unit 01/Handout 01.20 - Team Station Card Template.docx
@@ -6,9 +6,9 @@
       <w:pPr>
         <w:pStyle w:val="Heading1"/>
       </w:pPr>
-      <w:bookmarkStart w:id="20" w:name="handout-01.20-team-station-card-template"/>
-      <w:r>
-        <w:t xml:space="preserve">Handout 01.20: Team Station Card Template</w:t>
+      <w:bookmarkStart w:id="20" w:name="handout-1.20-team-station-card-template"/>
+      <w:r>
+        <w:t xml:space="preserve">Handout 1.20: Team Station Card Template</w:t>
       </w:r>
       <w:bookmarkEnd w:id="20"/>
     </w:p>

--- a/downloads/handouts/Unit 01/Handout 01.20 - Team Station Card Template.docx
+++ b/downloads/handouts/Unit 01/Handout 01.20 - Team Station Card Template.docx
@@ -661,9 +661,9 @@
       <w:pPr>
         <w:pStyle w:val="Heading2"/>
       </w:pPr>
-      <w:bookmarkStart w:id="24" w:name="lab-roles-write-a-name-in-every-role"/>
-      <w:r>
-        <w:t xml:space="preserve">4. Lab roles (write a name in every role)</w:t>
+      <w:bookmarkStart w:id="24" w:name="X60cabb8d3462e90794b363c677cb474d918a3b7"/>
+      <w:r>
+        <w:t xml:space="preserve">4. Lab roles (the same eight roles as Labs 1 and 2; write a name in every role, and a job in every box)</w:t>
       </w:r>
       <w:bookmarkEnd w:id="24"/>
     </w:p>
@@ -796,7 +796,7 @@
               <w:jc w:val="left"/>
             </w:pPr>
             <w:r>
-              <w:t xml:space="preserve">Station Manager (reads the card, calls time)</w:t>
+              <w:t xml:space="preserve">Station Manager (station ready, hands and fridge check, leads the clean and check, reports)</w:t>
             </w:r>
           </w:p>
         </w:tc>
@@ -824,7 +824,7 @@
               <w:jc w:val="left"/>
             </w:pPr>
             <w:r>
-              <w:t xml:space="preserve">Prep Lead (sets out every ingredient and tool)</w:t>
+              <w:t xml:space="preserve">Head Cook (the stovetop or the oven assembly, the thermometer, reads the card aloud)</w:t>
             </w:r>
           </w:p>
         </w:tc>
@@ -852,7 +852,7 @@
               <w:jc w:val="left"/>
             </w:pPr>
             <w:r>
-              <w:t xml:space="preserve">Cook Lead (stovetop or oven assembly)</w:t>
+              <w:t xml:space="preserve">Second Cook (the second pot or the second sheet, knobs off)</w:t>
             </w:r>
           </w:p>
         </w:tc>
@@ -880,7 +880,7 @@
               <w:jc w:val="left"/>
             </w:pPr>
             <w:r>
-              <w:t xml:space="preserve">Plate Captain (place settings, plating)</w:t>
+              <w:t xml:space="preserve">Prep Cook (sets out every ingredient and tool, opens and rinses)</w:t>
             </w:r>
           </w:p>
         </w:tc>
@@ -908,7 +908,7 @@
               <w:jc w:val="left"/>
             </w:pPr>
             <w:r>
-              <w:t xml:space="preserve">Clean Crew 1 (wash as you go)</w:t>
+              <w:t xml:space="preserve">Helper Cook (helps the Prep Cook, washes as you go, floor and trash)</w:t>
             </w:r>
           </w:p>
         </w:tc>
@@ -936,7 +936,7 @@
               <w:jc w:val="left"/>
             </w:pPr>
             <w:r>
-              <w:t xml:space="preserve">Clean Crew 2 (surfaces, floor, trash)</w:t>
+              <w:t xml:space="preserve">Toppings Chief (cheese, sauce, salsa; surfaces; leftovers by the two-hour rule)</w:t>
             </w:r>
           </w:p>
         </w:tc>
@@ -964,7 +964,35 @@
               <w:jc w:val="left"/>
             </w:pPr>
             <w:r>
-              <w:t xml:space="preserve">Safety and Sanitation Checker (hands, thermometer, leftovers)</w:t>
+              <w:t xml:space="preserve">Plate Builder (sets the table, plates seven portions, dishes)</w:t>
+            </w:r>
+          </w:p>
+        </w:tc>
+        <w:tc>
+          <w:p/>
+        </w:tc>
+        <w:tc>
+          <w:p/>
+        </w:tc>
+        <w:tc>
+          <w:p/>
+        </w:tc>
+        <w:tc>
+          <w:p/>
+        </w:tc>
+        <w:tc>
+          <w:p/>
+        </w:tc>
+      </w:tr>
+      <w:tr>
+        <w:tc>
+          <w:p>
+            <w:pPr>
+              <w:pStyle w:val="Compact"/>
+              <w:jc w:val="left"/>
+            </w:pPr>
+            <w:r>
+              <w:t xml:space="preserve">Time Keeper (calls time, calls the teacher, second set of eyes; at seven students, the Station Manager)</w:t>
             </w:r>
           </w:p>
         </w:tc>
@@ -1389,22 +1417,22 @@
       <w:pPr>
         <w:pStyle w:val="Heading2"/>
       </w:pPr>
-      <w:bookmarkStart w:id="29" w:name="X245940f989ccce6556882a706118557780de1e9"/>
-      <w:r>
-        <w:t xml:space="preserve">Back of the card: Lab self-assessment (fill after the station check on cook day)</w:t>
+      <w:bookmarkStart w:id="29" w:name="X4122a9b6ce2464546cb9fb105229e95ec0daee0"/>
+      <w:r>
+        <w:t xml:space="preserve">Back of the card: Lab self-assessment (fill after the station check on cook day; the same four rows as the lab rubric)</w:t>
       </w:r>
       <w:bookmarkEnd w:id="29"/>
     </w:p>
     <w:tbl>
       <w:tblPr>
         <w:tblStyle w:val="Table"/>
-        <w:tblW w:type="pct" w:w="5000"/>
+        <w:tblW w:type="pct" w:w="5000.0"/>
         <w:tblLook w:firstRow="1"/>
       </w:tblPr>
       <w:tblGrid>
-        <w:gridCol w:w="3120"/>
-        <w:gridCol w:w="3120"/>
-        <w:gridCol w:w="3120"/>
+        <w:gridCol w:w="2640"/>
+        <w:gridCol w:w="2640"/>
+        <w:gridCol w:w="2640"/>
       </w:tblGrid>
       <w:tr>
         <w:trPr>
@@ -1412,7 +1440,6 @@
         </w:trPr>
         <w:tc>
           <w:tcPr>
-            <w:tcW w:type="dxa" w:w="3120"/>
             <w:tcBorders>
               <w:bottom w:val="single"/>
             </w:tcBorders>
@@ -1424,13 +1451,12 @@
               <w:jc w:val="left"/>
             </w:pPr>
             <w:r>
-              <w:t xml:space="preserve">Objective</w:t>
-            </w:r>
-          </w:p>
-        </w:tc>
-        <w:tc>
-          <w:tcPr>
-            <w:tcW w:type="dxa" w:w="3120"/>
+              <w:t xml:space="preserve">Row</w:t>
+            </w:r>
+          </w:p>
+        </w:tc>
+        <w:tc>
+          <w:tcPr>
             <w:tcBorders>
               <w:bottom w:val="single"/>
             </w:tcBorders>
@@ -1448,7 +1474,6 @@
         </w:tc>
         <w:tc>
           <w:tcPr>
-            <w:tcW w:type="dxa" w:w="3120"/>
             <w:tcBorders>
               <w:bottom w:val="single"/>
             </w:tcBorders>
@@ -1467,85 +1492,77 @@
       </w:tr>
       <w:tr>
         <w:tc>
-          <w:tcPr>
-            <w:tcW w:type="dxa" w:w="3120"/>
-          </w:tcPr>
-          <w:p>
-            <w:pPr>
-              <w:pStyle w:val="Compact"/>
-              <w:jc w:val="left"/>
-            </w:pPr>
-            <w:r>
-              <w:t xml:space="preserve">Safety and sanitation (hands, surfaces, handles, 165 F, two-hour rule)</w:t>
-            </w:r>
-          </w:p>
-        </w:tc>
-        <w:tc>
-          <w:tcPr>
-            <w:tcW w:type="dxa" w:w="3120"/>
-          </w:tcPr>
-          <w:p/>
-        </w:tc>
-        <w:tc>
-          <w:tcPr>
-            <w:tcW w:type="dxa" w:w="3120"/>
-          </w:tcPr>
+          <w:p>
+            <w:pPr>
+              <w:pStyle w:val="Compact"/>
+              <w:jc w:val="left"/>
+            </w:pPr>
+            <w:r>
+              <w:t xml:space="preserve">1. The station card (approved on rules, cost, and steps; the card was right on cook day)</w:t>
+            </w:r>
+          </w:p>
+        </w:tc>
+        <w:tc>
+          <w:p/>
+        </w:tc>
+        <w:tc>
           <w:p/>
         </w:tc>
       </w:tr>
       <w:tr>
         <w:tc>
-          <w:tcPr>
-            <w:tcW w:type="dxa" w:w="3120"/>
-          </w:tcPr>
-          <w:p>
-            <w:pPr>
-              <w:pStyle w:val="Compact"/>
-              <w:jc w:val="left"/>
-            </w:pPr>
-            <w:r>
-              <w:t xml:space="preserve">The dish (followed the card, plated as planned, on time)</w:t>
-            </w:r>
-          </w:p>
-        </w:tc>
-        <w:tc>
-          <w:tcPr>
-            <w:tcW w:type="dxa" w:w="3120"/>
-          </w:tcPr>
-          <w:p/>
-        </w:tc>
-        <w:tc>
-          <w:tcPr>
-            <w:tcW w:type="dxa" w:w="3120"/>
-          </w:tcPr>
+          <w:p>
+            <w:pPr>
+              <w:pStyle w:val="Compact"/>
+              <w:jc w:val="left"/>
+            </w:pPr>
+            <w:r>
+              <w:t xml:space="preserve">2. Prepared, plated, and served in role (followed the card, plated as planned, on time, every role did its job, the Time Keeper called time)</w:t>
+            </w:r>
+          </w:p>
+        </w:tc>
+        <w:tc>
+          <w:p/>
+        </w:tc>
+        <w:tc>
           <w:p/>
         </w:tc>
       </w:tr>
       <w:tr>
         <w:tc>
-          <w:tcPr>
-            <w:tcW w:type="dxa" w:w="3120"/>
-          </w:tcPr>
-          <w:p>
-            <w:pPr>
-              <w:pStyle w:val="Compact"/>
-              <w:jc w:val="left"/>
-            </w:pPr>
-            <w:r>
-              <w:t xml:space="preserve">Teamwork (every role did its job, Station Manager called time)</w:t>
-            </w:r>
-          </w:p>
-        </w:tc>
-        <w:tc>
-          <w:tcPr>
-            <w:tcW w:type="dxa" w:w="3120"/>
-          </w:tcPr>
-          <w:p/>
-        </w:tc>
-        <w:tc>
-          <w:tcPr>
-            <w:tcW w:type="dxa" w:w="3120"/>
-          </w:tcPr>
+          <w:p>
+            <w:pPr>
+              <w:pStyle w:val="Compact"/>
+              <w:jc w:val="left"/>
+            </w:pPr>
+            <w:r>
+              <w:t xml:space="preserve">3. Our self-assessment and one change (honest scores, a change tied to a step and a role)</w:t>
+            </w:r>
+          </w:p>
+        </w:tc>
+        <w:tc>
+          <w:p/>
+        </w:tc>
+        <w:tc>
+          <w:p/>
+        </w:tc>
+      </w:tr>
+      <w:tr>
+        <w:tc>
+          <w:p>
+            <w:pPr>
+              <w:pStyle w:val="Compact"/>
+              <w:jc w:val="left"/>
+            </w:pPr>
+            <w:r>
+              <w:t xml:space="preserve">Safety and sanitation (hands, surfaces, handles, 165 F, two-hour rule)</w:t>
+            </w:r>
+          </w:p>
+        </w:tc>
+        <w:tc>
+          <w:p/>
+        </w:tc>
+        <w:tc>
           <w:p/>
         </w:tc>
       </w:tr>
@@ -1561,7 +1578,7 @@
     <w:sectPr>
       <w:headerReference w:type="default" r:id="rId9"/>
       <w:pgSz w:w="12240" w:h="15840"/>
-      <w:pgMar w:top="1296" w:bottom="1296" w:left="1296" w:right="1296" w:header="504"/>
+      <w:pgMar w:top="1440" w:bottom="1440" w:left="1440" w:right="1440" w:header="504"/>
     </w:sectPr>
   </w:body>
 </w:document>
